--- a/word/吴志勇-IT运维工程师-两页版.docx
+++ b/word/吴志勇-IT运维工程师-两页版.docx
@@ -5,22 +5,22 @@
     <w:tbl>
       <w:tblPr>
         <w:tblStyle w:val="TableGrid"/>
-        <w:tblW w:type="dxa" w:w="10545"/>
+        <w:tblW w:type="dxa" w:w="10658"/>
         <w:jc w:val="left"/>
         <w:tblLayout w:type="fixed"/>
         <w:tblLook w:firstColumn="1" w:firstRow="1" w:lastColumn="0" w:lastRow="0" w:noHBand="0" w:noVBand="1" w:val="04A0"/>
       </w:tblPr>
       <w:tblGrid>
-        <w:gridCol w:w="8731"/>
+        <w:gridCol w:w="8844"/>
         <w:gridCol w:w="1814"/>
       </w:tblGrid>
       <w:tr>
         <w:trPr>
-          <w:trHeight w:val="2041" w:hRule="atLeast"/>
+          <w:trHeight w:val="1871" w:hRule="atLeast"/>
         </w:trPr>
         <w:tc>
           <w:tcPr>
-            <w:tcW w:type="dxa" w:w="8731"/>
+            <w:tcW w:type="dxa" w:w="8844"/>
             <w:vAlign w:val="center"/>
           </w:tcPr>
           <w:p>
@@ -33,7 +33,7 @@
                 <w:rFonts w:ascii="微软雅黑" w:hAnsi="微软雅黑" w:eastAsia="微软雅黑"/>
                 <w:b/>
                 <w:i w:val="0"/>
-                <w:color w:val="0B3B36"/>
+                <w:color w:val="111820"/>
                 <w:sz w:val="44"/>
               </w:rPr>
               <w:t>吴志勇</w:t>
@@ -48,10 +48,10 @@
                 <w:rFonts w:ascii="微软雅黑" w:hAnsi="微软雅黑" w:eastAsia="微软雅黑"/>
                 <w:b/>
                 <w:i w:val="0"/>
-                <w:color w:val="0F766E"/>
+                <w:color w:val="0E7490"/>
                 <w:sz w:val="22"/>
               </w:rPr>
-              <w:t>IT运维工程师 · 桌面运维 / 轻量开发 / AI 应用</w:t>
+              <w:t>IT运维工程师 · 桌面运维 / 自动化 / AI 应用</w:t>
             </w:r>
           </w:p>
           <w:p>
@@ -63,7 +63,7 @@
                 <w:rFonts w:ascii="微软雅黑" w:hAnsi="微软雅黑" w:eastAsia="微软雅黑"/>
                 <w:b w:val="0"/>
                 <w:i w:val="0"/>
-                <w:color w:val="5D6D76"/>
+                <w:color w:val="5C6B76"/>
                 <w:sz w:val="17"/>
               </w:rPr>
               <w:t>电话：19170245568　邮箱：2268562600@qq.com</w:t>
@@ -78,10 +78,25 @@
                 <w:rFonts w:ascii="微软雅黑" w:hAnsi="微软雅黑" w:eastAsia="微软雅黑"/>
                 <w:b w:val="0"/>
                 <w:i w:val="0"/>
-                <w:color w:val="5D6D76"/>
+                <w:color w:val="5C6B76"/>
                 <w:sz w:val="17"/>
               </w:rPr>
               <w:t>微信：19170245568　城市：福建宁德</w:t>
+            </w:r>
+          </w:p>
+          <w:p>
+            <w:pPr>
+              <w:spacing w:after="0" w:line="324" w:lineRule="auto"/>
+            </w:pPr>
+            <w:r>
+              <w:rPr>
+                <w:rFonts w:ascii="微软雅黑" w:hAnsi="微软雅黑" w:eastAsia="微软雅黑"/>
+                <w:b w:val="0"/>
+                <w:i w:val="0"/>
+                <w:color w:val="5C6B76"/>
+                <w:sz w:val="17"/>
+              </w:rPr>
+              <w:t>政治面貌：中共党员　籍贯：江西九江　出生年月：2002.08</w:t>
             </w:r>
           </w:p>
         </w:tc>
@@ -100,7 +115,7 @@
                 <w:rFonts w:ascii="微软雅黑" w:hAnsi="微软雅黑" w:eastAsia="微软雅黑"/>
                 <w:b/>
                 <w:i w:val="0"/>
-                <w:color w:val="5D6D76"/>
+                <w:color w:val="5C6B76"/>
                 <w:sz w:val="22"/>
               </w:rPr>
               <w:t>照片</w:t>
@@ -116,7 +131,7 @@
                 <w:rFonts w:ascii="微软雅黑" w:hAnsi="微软雅黑" w:eastAsia="微软雅黑"/>
                 <w:b w:val="0"/>
                 <w:i w:val="0"/>
-                <w:color w:val="5D6D76"/>
+                <w:color w:val="5C6B76"/>
                 <w:sz w:val="16"/>
               </w:rPr>
               <w:t>3.0 × 4.0 cm</w:t>
@@ -129,7 +144,7 @@
       <w:pPr>
         <w:spacing w:before="40" w:after="60" w:line="240" w:lineRule="auto"/>
         <w:pBdr>
-          <w:bottom w:val="single" w:sz="8" w:space="4" w:color="B7D3CF"/>
+          <w:bottom w:val="single" w:sz="8" w:space="4" w:color="B8DCE6"/>
         </w:pBdr>
       </w:pPr>
       <w:r>
@@ -137,32 +152,32 @@
           <w:rFonts w:ascii="微软雅黑" w:hAnsi="微软雅黑" w:eastAsia="微软雅黑"/>
           <w:b/>
           <w:i w:val="0"/>
-          <w:color w:val="115E59"/>
-          <w:sz w:val="26"/>
+          <w:color w:val="155E75"/>
+          <w:sz w:val="24"/>
         </w:rPr>
         <w:t>个人定位</w:t>
       </w:r>
     </w:p>
     <w:p>
       <w:pPr>
-        <w:spacing w:before="0" w:after="60" w:line="293" w:lineRule="auto"/>
+        <w:spacing w:before="0" w:after="40" w:line="283" w:lineRule="auto"/>
       </w:pPr>
       <w:r>
         <w:rPr>
           <w:rFonts w:ascii="微软雅黑" w:hAnsi="微软雅黑" w:eastAsia="微软雅黑"/>
           <w:b w:val="0"/>
           <w:i w:val="0"/>
-          <w:color w:val="17222A"/>
-          <w:sz w:val="20"/>
+          <w:color w:val="101820"/>
+          <w:sz w:val="19"/>
         </w:rPr>
-        <w:t>一年宁德新能源 IDT 部门 IT 运维经验，兼具桌面运维落地能力、Python 自动化开发能力与AI 应用接入能力。擅长从业务痛点出发，把零散运维工作、高频办公场景、故障处置流程SOP 化、标准化、体系化，并独立落地打印机智能监控、苹果文件转换、IT 仓库数字化等内部自研项目，以标准化流程 + 技术自研 + 智能化升级提升企业 IT 服务效率。</w:t>
+        <w:t>一年宁德新能源 IDT 部门 IT 运维经验，叠加半年硬件测试背景，兼具桌面运维落地能力、Python 自动化开发能力与 AI 应用接入能力。擅长从业务痛点出发，把零散运维工作、高频办公场景、故障处置流程 SOP 化、标准化、体系化，并独立落地打印机智能监控、装机自动化、苹果文件转换、IT 仓库数字化等内部自研项目，以标准化流程 + 技术自研+ 智能化升级提升企业 IT 服务效率。</w:t>
       </w:r>
     </w:p>
     <w:p>
       <w:pPr>
-        <w:spacing w:before="160" w:after="60" w:line="240" w:lineRule="auto"/>
+        <w:spacing w:before="100" w:after="60" w:line="240" w:lineRule="auto"/>
         <w:pBdr>
-          <w:bottom w:val="single" w:sz="8" w:space="4" w:color="B7D3CF"/>
+          <w:bottom w:val="single" w:sz="8" w:space="4" w:color="B8DCE6"/>
         </w:pBdr>
       </w:pPr>
       <w:r>
@@ -170,8 +185,8 @@
           <w:rFonts w:ascii="微软雅黑" w:hAnsi="微软雅黑" w:eastAsia="微软雅黑"/>
           <w:b/>
           <w:i w:val="0"/>
-          <w:color w:val="115E59"/>
-          <w:sz w:val="26"/>
+          <w:color w:val="155E75"/>
+          <w:sz w:val="24"/>
         </w:rPr>
         <w:t>工作经历</w:t>
       </w:r>
@@ -185,8 +200,8 @@
           <w:rFonts w:ascii="微软雅黑" w:hAnsi="微软雅黑" w:eastAsia="微软雅黑"/>
           <w:b/>
           <w:i w:val="0"/>
-          <w:color w:val="17222A"/>
-          <w:sz w:val="22"/>
+          <w:color w:val="101820"/>
+          <w:sz w:val="21"/>
         </w:rPr>
         <w:t>桌面运维资深技术员</w:t>
       </w:r>
@@ -195,7 +210,7 @@
           <w:rFonts w:ascii="微软雅黑" w:hAnsi="微软雅黑" w:eastAsia="微软雅黑"/>
           <w:b w:val="0"/>
           <w:i w:val="0"/>
-          <w:color w:val="5D6D76"/>
+          <w:color w:val="5C6B76"/>
           <w:sz w:val="19"/>
         </w:rPr>
         <w:t xml:space="preserve">　宁德新能源科技有限公司 · IDT 部门 · 2025.07 - 至今</w:t>
@@ -204,7 +219,7 @@
     <w:p>
       <w:pPr>
         <w:pStyle w:val="ListBullet"/>
-        <w:spacing w:before="0" w:after="40" w:line="283" w:lineRule="auto"/>
+        <w:spacing w:before="0" w:after="30" w:line="274" w:lineRule="auto"/>
         <w:ind w:left="312" w:hanging="142"/>
       </w:pPr>
       <w:r>
@@ -212,16 +227,16 @@
           <w:rFonts w:ascii="微软雅黑" w:hAnsi="微软雅黑" w:eastAsia="微软雅黑"/>
           <w:b w:val="0"/>
           <w:i w:val="0"/>
-          <w:color w:val="17222A"/>
-          <w:sz w:val="20"/>
+          <w:color w:val="101820"/>
+          <w:sz w:val="19"/>
         </w:rPr>
-        <w:t>负责公司全域 Windows 终端运维、办公软件批量部署、系统与软硬件异常排查，熟练处理终端报错、权限异常、系统卡顿与软件兼容问题。</w:t>
+        <w:t>负责公司全域 Windows 终端运维、软件批量部署与系统异常排查；负责 IT 仓库电脑/终端机安装配置与退仓检测，日均出仓约 40 台，基于服务器编写装机自动化脚本实现装机自动化。</w:t>
       </w:r>
     </w:p>
     <w:p>
       <w:pPr>
         <w:pStyle w:val="ListBullet"/>
-        <w:spacing w:before="0" w:after="40" w:line="283" w:lineRule="auto"/>
+        <w:spacing w:before="0" w:after="30" w:line="274" w:lineRule="auto"/>
         <w:ind w:left="312" w:hanging="142"/>
       </w:pPr>
       <w:r>
@@ -229,16 +244,16 @@
           <w:rFonts w:ascii="微软雅黑" w:hAnsi="微软雅黑" w:eastAsia="微软雅黑"/>
           <w:b w:val="0"/>
           <w:i w:val="0"/>
-          <w:color w:val="17222A"/>
-          <w:sz w:val="20"/>
+          <w:color w:val="101820"/>
+          <w:sz w:val="19"/>
         </w:rPr>
-        <w:t>基于 Python 独立开发打印机智能监控系统，对接飞书机器人实现设备故障自动告警与 7×24 小时无人值守监控。</w:t>
+        <w:t>基于 Python 独立开发打印机智能监控系统并对接飞书机器人实现自动告警与 7×24 小时无人值守监控；自研文件快搜、苹果文件转换、域账号一键修改密码等办公工具。</w:t>
       </w:r>
     </w:p>
     <w:p>
       <w:pPr>
         <w:pStyle w:val="ListBullet"/>
-        <w:spacing w:before="0" w:after="40" w:line="283" w:lineRule="auto"/>
+        <w:spacing w:before="0" w:after="30" w:line="274" w:lineRule="auto"/>
         <w:ind w:left="312" w:hanging="142"/>
       </w:pPr>
       <w:r>
@@ -246,16 +261,16 @@
           <w:rFonts w:ascii="微软雅黑" w:hAnsi="微软雅黑" w:eastAsia="微软雅黑"/>
           <w:b w:val="0"/>
           <w:i w:val="0"/>
-          <w:color w:val="17222A"/>
-          <w:sz w:val="20"/>
+          <w:color w:val="101820"/>
+          <w:sz w:val="19"/>
         </w:rPr>
-        <w:t>自研苹果文件格式转换工具，解决 Mac 与 Windows 跨系统文件兼容问题，成为常态化内部办公工具。</w:t>
+        <w:t>主导 IT 仓库数字化改造与资产全生命周期管理，落地自助导航与实景可视化方案，盘点效率提升 70% 以上。</w:t>
       </w:r>
     </w:p>
     <w:p>
       <w:pPr>
         <w:pStyle w:val="ListBullet"/>
-        <w:spacing w:before="0" w:after="40" w:line="283" w:lineRule="auto"/>
+        <w:spacing w:before="0" w:after="30" w:line="274" w:lineRule="auto"/>
         <w:ind w:left="312" w:hanging="142"/>
       </w:pPr>
       <w:r>
@@ -263,16 +278,16 @@
           <w:rFonts w:ascii="微软雅黑" w:hAnsi="微软雅黑" w:eastAsia="微软雅黑"/>
           <w:b w:val="0"/>
           <w:i w:val="0"/>
-          <w:color w:val="17222A"/>
-          <w:sz w:val="20"/>
+          <w:color w:val="101820"/>
+          <w:sz w:val="19"/>
         </w:rPr>
-        <w:t>主导 IT 仓库数字化改造与资产全生命周期管理，落地自助导航与实景可视化方案，盘点效率提升 70% 以上。</w:t>
+        <w:t>使用 SecureCRT 命令行修改会议室 VLAN，完成厂区会议室规划与网络运维；沉淀全套运维 SOP 与问题知识库。</w:t>
       </w:r>
     </w:p>
     <w:p>
       <w:pPr>
         <w:pStyle w:val="ListBullet"/>
-        <w:spacing w:before="0" w:after="40" w:line="283" w:lineRule="auto"/>
+        <w:spacing w:before="0" w:after="30" w:line="274" w:lineRule="auto"/>
         <w:ind w:left="312" w:hanging="142"/>
       </w:pPr>
       <w:r>
@@ -280,8 +295,8 @@
           <w:rFonts w:ascii="微软雅黑" w:hAnsi="微软雅黑" w:eastAsia="微软雅黑"/>
           <w:b w:val="0"/>
           <w:i w:val="0"/>
-          <w:color w:val="17222A"/>
-          <w:sz w:val="20"/>
+          <w:color w:val="101820"/>
+          <w:sz w:val="19"/>
         </w:rPr>
         <w:t>独立承接 200+ 台校招 PC 批量配置项目，一周完成系统安装、软件部署、驱动适配与资产绑定，零故障交付。</w:t>
       </w:r>
@@ -289,7 +304,7 @@
     <w:p>
       <w:pPr>
         <w:pStyle w:val="ListBullet"/>
-        <w:spacing w:before="0" w:after="40" w:line="283" w:lineRule="auto"/>
+        <w:spacing w:before="0" w:after="30" w:line="274" w:lineRule="auto"/>
         <w:ind w:left="312" w:hanging="142"/>
       </w:pPr>
       <w:r>
@@ -297,17 +312,76 @@
           <w:rFonts w:ascii="微软雅黑" w:hAnsi="微软雅黑" w:eastAsia="微软雅黑"/>
           <w:b w:val="0"/>
           <w:i w:val="0"/>
-          <w:color w:val="17222A"/>
-          <w:sz w:val="20"/>
+          <w:color w:val="101820"/>
+          <w:sz w:val="19"/>
         </w:rPr>
         <w:t>基于公司内网制作导航类 HTML 页面；完成 AI 大模型 API 接入、客户端部署、密钥与权限调试及异常排错。</w:t>
       </w:r>
     </w:p>
     <w:p>
       <w:pPr>
-        <w:spacing w:before="160" w:after="60" w:line="240" w:lineRule="auto"/>
+        <w:spacing w:before="40" w:after="40" w:line="264" w:lineRule="auto"/>
+      </w:pPr>
+      <w:r>
+        <w:rPr>
+          <w:rFonts w:ascii="微软雅黑" w:hAnsi="微软雅黑" w:eastAsia="微软雅黑"/>
+          <w:b/>
+          <w:i w:val="0"/>
+          <w:color w:val="101820"/>
+          <w:sz w:val="21"/>
+        </w:rPr>
+        <w:t>硬件测试工程师</w:t>
+      </w:r>
+      <w:r>
+        <w:rPr>
+          <w:rFonts w:ascii="微软雅黑" w:hAnsi="微软雅黑" w:eastAsia="微软雅黑"/>
+          <w:b w:val="0"/>
+          <w:i w:val="0"/>
+          <w:color w:val="5C6B76"/>
+          <w:sz w:val="19"/>
+        </w:rPr>
+        <w:t xml:space="preserve">　湖北合力源电子技术有限公司 · 2025.03 - 2025.07</w:t>
+      </w:r>
+    </w:p>
+    <w:p>
+      <w:pPr>
+        <w:pStyle w:val="ListBullet"/>
+        <w:spacing w:before="0" w:after="30" w:line="274" w:lineRule="auto"/>
+        <w:ind w:left="312" w:hanging="142"/>
+      </w:pPr>
+      <w:r>
+        <w:rPr>
+          <w:rFonts w:ascii="微软雅黑" w:hAnsi="微软雅黑" w:eastAsia="微软雅黑"/>
+          <w:b w:val="0"/>
+          <w:i w:val="0"/>
+          <w:color w:val="101820"/>
+          <w:sz w:val="19"/>
+        </w:rPr>
+        <w:t>驻点武汉理工大学，对接浙江万安科技新车型胎压测试项目，跟进硬件制作、软件集成、路测数据采集全流程。</w:t>
+      </w:r>
+    </w:p>
+    <w:p>
+      <w:pPr>
+        <w:pStyle w:val="ListBullet"/>
+        <w:spacing w:before="0" w:after="30" w:line="274" w:lineRule="auto"/>
+        <w:ind w:left="312" w:hanging="142"/>
+      </w:pPr>
+      <w:r>
+        <w:rPr>
+          <w:rFonts w:ascii="微软雅黑" w:hAnsi="微软雅黑" w:eastAsia="微软雅黑"/>
+          <w:b w:val="0"/>
+          <w:i w:val="0"/>
+          <w:color w:val="101820"/>
+          <w:sz w:val="19"/>
+        </w:rPr>
+        <w:t>完成线束制作、程序烧录与不同胎压工况数据采集，使用 MATLAB 分析数据，配合项目验收。</w:t>
+      </w:r>
+    </w:p>
+    <w:p>
+      <w:pPr>
+        <w:spacing w:before="100" w:after="60" w:line="240" w:lineRule="auto"/>
         <w:pBdr>
-          <w:bottom w:val="single" w:sz="8" w:space="4" w:color="B7D3CF"/>
+          <w:bottom w:val="single" w:sz="8" w:space="4" w:color="B8DCE6"/>
         </w:pBdr>
       </w:pPr>
       <w:r>
@@ -315,8 +389,8 @@
           <w:rFonts w:ascii="微软雅黑" w:hAnsi="微软雅黑" w:eastAsia="微软雅黑"/>
           <w:b/>
           <w:i w:val="0"/>
-          <w:color w:val="115E59"/>
-          <w:sz w:val="26"/>
+          <w:color w:val="155E75"/>
+          <w:sz w:val="24"/>
         </w:rPr>
         <w:t>项目经历</w:t>
       </w:r>
@@ -330,8 +404,8 @@
           <w:rFonts w:ascii="微软雅黑" w:hAnsi="微软雅黑" w:eastAsia="微软雅黑"/>
           <w:b/>
           <w:i w:val="0"/>
-          <w:color w:val="17222A"/>
-          <w:sz w:val="22"/>
+          <w:color w:val="101820"/>
+          <w:sz w:val="21"/>
         </w:rPr>
         <w:t>打印机智能监控自动化系统</w:t>
       </w:r>
@@ -340,7 +414,7 @@
           <w:rFonts w:ascii="微软雅黑" w:hAnsi="微软雅黑" w:eastAsia="微软雅黑"/>
           <w:b w:val="0"/>
           <w:i w:val="0"/>
-          <w:color w:val="5D6D76"/>
+          <w:color w:val="5C6B76"/>
           <w:sz w:val="19"/>
         </w:rPr>
         <w:t xml:space="preserve">　Python / 飞书 API</w:t>
@@ -348,15 +422,15 @@
     </w:p>
     <w:p>
       <w:pPr>
-        <w:spacing w:before="0" w:after="30" w:line="283" w:lineRule="auto"/>
+        <w:spacing w:before="0" w:after="20" w:line="269" w:lineRule="auto"/>
       </w:pPr>
       <w:r>
         <w:rPr>
           <w:rFonts w:ascii="微软雅黑" w:hAnsi="微软雅黑" w:eastAsia="微软雅黑"/>
           <w:b w:val="0"/>
           <w:i w:val="0"/>
-          <w:color w:val="17222A"/>
-          <w:sz w:val="19"/>
+          <w:color w:val="101820"/>
+          <w:sz w:val="18"/>
         </w:rPr>
         <w:t>针对人工巡检效率低、故障发现滞后等问题，独立开发全套智能监控系统，替代人工巡检。</w:t>
       </w:r>
@@ -364,7 +438,7 @@
     <w:p>
       <w:pPr>
         <w:pStyle w:val="ListBullet"/>
-        <w:spacing w:before="0" w:after="30" w:line="283" w:lineRule="auto"/>
+        <w:spacing w:before="0" w:after="20" w:line="269" w:lineRule="auto"/>
         <w:ind w:left="312" w:hanging="142"/>
       </w:pPr>
       <w:r>
@@ -372,8 +446,8 @@
           <w:rFonts w:ascii="微软雅黑" w:hAnsi="微软雅黑" w:eastAsia="微软雅黑"/>
           <w:b w:val="0"/>
           <w:i w:val="0"/>
-          <w:color w:val="17222A"/>
-          <w:sz w:val="19"/>
+          <w:color w:val="101820"/>
+          <w:sz w:val="18"/>
         </w:rPr>
         <w:t>编写数据抓取与解析逻辑，自动读取数据库内打印机运行数据，精准识别离线、卡纸、缺墨、故障停机等异常。</w:t>
       </w:r>
@@ -381,7 +455,7 @@
     <w:p>
       <w:pPr>
         <w:pStyle w:val="ListBullet"/>
-        <w:spacing w:before="0" w:after="30" w:line="283" w:lineRule="auto"/>
+        <w:spacing w:before="0" w:after="20" w:line="269" w:lineRule="auto"/>
         <w:ind w:left="312" w:hanging="142"/>
       </w:pPr>
       <w:r>
@@ -389,27 +463,10 @@
           <w:rFonts w:ascii="微软雅黑" w:hAnsi="微软雅黑" w:eastAsia="微软雅黑"/>
           <w:b w:val="0"/>
           <w:i w:val="0"/>
-          <w:color w:val="17222A"/>
-          <w:sz w:val="19"/>
+          <w:color w:val="101820"/>
+          <w:sz w:val="18"/>
         </w:rPr>
-        <w:t>完成飞书机器人 API 深度对接，搭建自动化告警推送体系，设备异常实时通知运维人员。</w:t>
-      </w:r>
-    </w:p>
-    <w:p>
-      <w:pPr>
-        <w:pStyle w:val="ListBullet"/>
-        <w:spacing w:before="0" w:after="30" w:line="283" w:lineRule="auto"/>
-        <w:ind w:left="312" w:hanging="142"/>
-      </w:pPr>
-      <w:r>
-        <w:rPr>
-          <w:rFonts w:ascii="微软雅黑" w:hAnsi="微软雅黑" w:eastAsia="微软雅黑"/>
-          <w:b w:val="0"/>
-          <w:i w:val="0"/>
-          <w:color w:val="17222A"/>
-          <w:sz w:val="19"/>
-        </w:rPr>
-        <w:t>实现 7×24 小时无人值守监控，故障响应时长缩短 90% 以上，全年无大规模打印设备故障影响办公。</w:t>
+        <w:t>完成飞书机器人 API 深度对接，实现 7×24 小时无人值守监控与实时告警，故障响应时长缩短 90% 以上。</w:t>
       </w:r>
     </w:p>
     <w:p>
@@ -421,8 +478,8 @@
           <w:rFonts w:ascii="微软雅黑" w:hAnsi="微软雅黑" w:eastAsia="微软雅黑"/>
           <w:b/>
           <w:i w:val="0"/>
-          <w:color w:val="17222A"/>
-          <w:sz w:val="22"/>
+          <w:color w:val="101820"/>
+          <w:sz w:val="21"/>
         </w:rPr>
         <w:t>苹果文件格式转换工具</w:t>
       </w:r>
@@ -431,7 +488,7 @@
           <w:rFonts w:ascii="微软雅黑" w:hAnsi="微软雅黑" w:eastAsia="微软雅黑"/>
           <w:b w:val="0"/>
           <w:i w:val="0"/>
-          <w:color w:val="5D6D76"/>
+          <w:color w:val="5C6B76"/>
           <w:sz w:val="19"/>
         </w:rPr>
         <w:t xml:space="preserve">　Python</w:t>
@@ -439,15 +496,15 @@
     </w:p>
     <w:p>
       <w:pPr>
-        <w:spacing w:before="0" w:after="30" w:line="283" w:lineRule="auto"/>
+        <w:spacing w:before="0" w:after="20" w:line="269" w:lineRule="auto"/>
       </w:pPr>
       <w:r>
         <w:rPr>
           <w:rFonts w:ascii="微软雅黑" w:hAnsi="微软雅黑" w:eastAsia="微软雅黑"/>
           <w:b w:val="0"/>
           <w:i w:val="0"/>
-          <w:color w:val="17222A"/>
-          <w:sz w:val="19"/>
+          <w:color w:val="101820"/>
+          <w:sz w:val="18"/>
         </w:rPr>
         <w:t>针对 Mac 与 Windows 文件格式不兼容、转换繁琐、第三方工具不安全等问题，自研轻量内部转换系统。</w:t>
       </w:r>
@@ -455,7 +512,7 @@
     <w:p>
       <w:pPr>
         <w:pStyle w:val="ListBullet"/>
-        <w:spacing w:before="0" w:after="30" w:line="283" w:lineRule="auto"/>
+        <w:spacing w:before="0" w:after="20" w:line="269" w:lineRule="auto"/>
         <w:ind w:left="312" w:hanging="142"/>
       </w:pPr>
       <w:r>
@@ -463,8 +520,8 @@
           <w:rFonts w:ascii="微软雅黑" w:hAnsi="微软雅黑" w:eastAsia="微软雅黑"/>
           <w:b w:val="0"/>
           <w:i w:val="0"/>
-          <w:color w:val="17222A"/>
-          <w:sz w:val="19"/>
+          <w:color w:val="101820"/>
+          <w:sz w:val="18"/>
         </w:rPr>
         <w:t>基于 Python 实现多类型文件一键批量转换，适配日常办公文件使用场景。</w:t>
       </w:r>
@@ -472,7 +529,7 @@
     <w:p>
       <w:pPr>
         <w:pStyle w:val="ListBullet"/>
-        <w:spacing w:before="0" w:after="30" w:line="283" w:lineRule="auto"/>
+        <w:spacing w:before="0" w:after="20" w:line="269" w:lineRule="auto"/>
         <w:ind w:left="312" w:hanging="142"/>
       </w:pPr>
       <w:r>
@@ -480,8 +537,8 @@
           <w:rFonts w:ascii="微软雅黑" w:hAnsi="微软雅黑" w:eastAsia="微软雅黑"/>
           <w:b w:val="0"/>
           <w:i w:val="0"/>
-          <w:color w:val="17222A"/>
-          <w:sz w:val="19"/>
+          <w:color w:val="101820"/>
+          <w:sz w:val="18"/>
         </w:rPr>
         <w:t>本地安全转换，规避第三方工具数据泄露风险，员工文件转换效率提升 80%。</w:t>
       </w:r>
@@ -495,41 +552,41 @@
           <w:rFonts w:ascii="微软雅黑" w:hAnsi="微软雅黑" w:eastAsia="微软雅黑"/>
           <w:b/>
           <w:i w:val="0"/>
-          <w:color w:val="17222A"/>
-          <w:sz w:val="22"/>
+          <w:color w:val="101820"/>
+          <w:sz w:val="21"/>
         </w:rPr>
-        <w:t>公司内网导航 HTML 页面</w:t>
+        <w:t>装机自动化脚本与办公工具集</w:t>
       </w:r>
       <w:r>
         <w:rPr>
           <w:rFonts w:ascii="微软雅黑" w:hAnsi="微软雅黑" w:eastAsia="微软雅黑"/>
           <w:b w:val="0"/>
           <w:i w:val="0"/>
-          <w:color w:val="5D6D76"/>
+          <w:color w:val="5C6B76"/>
           <w:sz w:val="19"/>
         </w:rPr>
-        <w:t xml:space="preserve">　HTML / CSS</w:t>
+        <w:t xml:space="preserve">　Python / 自动化脚本</w:t>
       </w:r>
     </w:p>
     <w:p>
       <w:pPr>
-        <w:spacing w:before="0" w:after="30" w:line="283" w:lineRule="auto"/>
+        <w:spacing w:before="0" w:after="20" w:line="269" w:lineRule="auto"/>
       </w:pPr>
       <w:r>
         <w:rPr>
           <w:rFonts w:ascii="微软雅黑" w:hAnsi="微软雅黑" w:eastAsia="微软雅黑"/>
           <w:b w:val="0"/>
           <w:i w:val="0"/>
-          <w:color w:val="17222A"/>
-          <w:sz w:val="19"/>
+          <w:color w:val="101820"/>
+          <w:sz w:val="18"/>
         </w:rPr>
-        <w:t>基于公司内网环境制作导航类网页，集中常用系统、工具与知识入口。</w:t>
+        <w:t>基于公司服务器沉淀批量装机与高频办公自动化能力，降低重复人工操作。</w:t>
       </w:r>
     </w:p>
     <w:p>
       <w:pPr>
         <w:pStyle w:val="ListBullet"/>
-        <w:spacing w:before="0" w:after="30" w:line="283" w:lineRule="auto"/>
+        <w:spacing w:before="0" w:after="20" w:line="269" w:lineRule="auto"/>
         <w:ind w:left="312" w:hanging="142"/>
       </w:pPr>
       <w:r>
@@ -537,16 +594,16 @@
           <w:rFonts w:ascii="微软雅黑" w:hAnsi="微软雅黑" w:eastAsia="微软雅黑"/>
           <w:b w:val="0"/>
           <w:i w:val="0"/>
-          <w:color w:val="17222A"/>
-          <w:sz w:val="19"/>
+          <w:color w:val="101820"/>
+          <w:sz w:val="18"/>
         </w:rPr>
-        <w:t>独立完成页面结构、样式与入口维护，简化员工访问路径。</w:t>
+        <w:t>编写装机自动化脚本，实现电脑装机、环境配置流程自动化，支撑日均出仓约 40 台。</w:t>
       </w:r>
     </w:p>
     <w:p>
       <w:pPr>
         <w:pStyle w:val="ListBullet"/>
-        <w:spacing w:before="0" w:after="30" w:line="283" w:lineRule="auto"/>
+        <w:spacing w:before="0" w:after="20" w:line="269" w:lineRule="auto"/>
         <w:ind w:left="312" w:hanging="142"/>
       </w:pPr>
       <w:r>
@@ -554,10 +611,10 @@
           <w:rFonts w:ascii="微软雅黑" w:hAnsi="微软雅黑" w:eastAsia="微软雅黑"/>
           <w:b w:val="0"/>
           <w:i w:val="0"/>
-          <w:color w:val="17222A"/>
-          <w:sz w:val="19"/>
+          <w:color w:val="101820"/>
+          <w:sz w:val="18"/>
         </w:rPr>
-        <w:t>减少员工重复咨询，提升内部信息获取与办公协同效率。</w:t>
+        <w:t>Python 自研文件快搜、苹果文件转换、域账号一键修改密码等工具，显著提升办公效率。</w:t>
       </w:r>
     </w:p>
     <w:p>
@@ -569,8 +626,8 @@
           <w:rFonts w:ascii="微软雅黑" w:hAnsi="微软雅黑" w:eastAsia="微软雅黑"/>
           <w:b/>
           <w:i w:val="0"/>
-          <w:color w:val="17222A"/>
-          <w:sz w:val="22"/>
+          <w:color w:val="101820"/>
+          <w:sz w:val="21"/>
         </w:rPr>
         <w:t>IT 仓库数字化升级与资产全生命周期管理</w:t>
       </w:r>
@@ -579,7 +636,7 @@
           <w:rFonts w:ascii="微软雅黑" w:hAnsi="微软雅黑" w:eastAsia="微软雅黑"/>
           <w:b w:val="0"/>
           <w:i w:val="0"/>
-          <w:color w:val="5D6D76"/>
+          <w:color w:val="5C6B76"/>
           <w:sz w:val="19"/>
         </w:rPr>
         <w:t xml:space="preserve">　资产台账 / SOP / 可视化导航</w:t>
@@ -587,15 +644,15 @@
     </w:p>
     <w:p>
       <w:pPr>
-        <w:spacing w:before="0" w:after="30" w:line="283" w:lineRule="auto"/>
+        <w:spacing w:before="0" w:after="20" w:line="269" w:lineRule="auto"/>
       </w:pPr>
       <w:r>
         <w:rPr>
           <w:rFonts w:ascii="微软雅黑" w:hAnsi="微软雅黑" w:eastAsia="微软雅黑"/>
           <w:b w:val="0"/>
           <w:i w:val="0"/>
-          <w:color w:val="17222A"/>
-          <w:sz w:val="19"/>
+          <w:color w:val="101820"/>
+          <w:sz w:val="18"/>
         </w:rPr>
         <w:t>针对 IT 仓库资产杂乱、查找困难、台账不规范等问题，重构标准化、数字化资产管控模式。</w:t>
       </w:r>
@@ -603,7 +660,7 @@
     <w:p>
       <w:pPr>
         <w:pStyle w:val="ListBullet"/>
-        <w:spacing w:before="0" w:after="30" w:line="283" w:lineRule="auto"/>
+        <w:spacing w:before="0" w:after="20" w:line="269" w:lineRule="auto"/>
         <w:ind w:left="312" w:hanging="142"/>
       </w:pPr>
       <w:r>
@@ -611,16 +668,16 @@
           <w:rFonts w:ascii="微软雅黑" w:hAnsi="微软雅黑" w:eastAsia="微软雅黑"/>
           <w:b w:val="0"/>
           <w:i w:val="0"/>
-          <w:color w:val="17222A"/>
-          <w:sz w:val="19"/>
+          <w:color w:val="101820"/>
+          <w:sz w:val="18"/>
         </w:rPr>
-        <w:t>梳理落地入库、领用、调拨、盘点、报废全流程 SOP，实现全环节规范作业。</w:t>
+        <w:t>梳理落地入库、领用、调拨、盘点、报废全流程 SOP；规划设计自助导航与实景可视化导航方案。</w:t>
       </w:r>
     </w:p>
     <w:p>
       <w:pPr>
         <w:pStyle w:val="ListBullet"/>
-        <w:spacing w:before="0" w:after="30" w:line="283" w:lineRule="auto"/>
+        <w:spacing w:before="0" w:after="20" w:line="269" w:lineRule="auto"/>
         <w:ind w:left="312" w:hanging="142"/>
       </w:pPr>
       <w:r>
@@ -628,25 +685,8 @@
           <w:rFonts w:ascii="微软雅黑" w:hAnsi="微软雅黑" w:eastAsia="微软雅黑"/>
           <w:b w:val="0"/>
           <w:i w:val="0"/>
-          <w:color w:val="17222A"/>
-          <w:sz w:val="19"/>
-        </w:rPr>
-        <w:t>规划设计 IT 仓库自助导航系统与实景可视化导航方案，优化资产检索逻辑。</w:t>
-      </w:r>
-    </w:p>
-    <w:p>
-      <w:pPr>
-        <w:pStyle w:val="ListBullet"/>
-        <w:spacing w:before="0" w:after="30" w:line="283" w:lineRule="auto"/>
-        <w:ind w:left="312" w:hanging="142"/>
-      </w:pPr>
-      <w:r>
-        <w:rPr>
-          <w:rFonts w:ascii="微软雅黑" w:hAnsi="微软雅黑" w:eastAsia="微软雅黑"/>
-          <w:b w:val="0"/>
-          <w:i w:val="0"/>
-          <w:color w:val="17222A"/>
-          <w:sz w:val="19"/>
+          <w:color w:val="101820"/>
+          <w:sz w:val="18"/>
         </w:rPr>
         <w:t>数字化资产台账实现实物与数据一一对应，盘点效率提升 70% 以上，杜绝资产流失与闲置。</w:t>
       </w:r>
@@ -660,8 +700,8 @@
           <w:rFonts w:ascii="微软雅黑" w:hAnsi="微软雅黑" w:eastAsia="微软雅黑"/>
           <w:b/>
           <w:i w:val="0"/>
-          <w:color w:val="17222A"/>
-          <w:sz w:val="22"/>
+          <w:color w:val="101820"/>
+          <w:sz w:val="21"/>
         </w:rPr>
         <w:t>企业 AI 大模型能力接入与落地</w:t>
       </w:r>
@@ -670,7 +710,7 @@
           <w:rFonts w:ascii="微软雅黑" w:hAnsi="微软雅黑" w:eastAsia="微软雅黑"/>
           <w:b w:val="0"/>
           <w:i w:val="0"/>
-          <w:color w:val="5D6D76"/>
+          <w:color w:val="5C6B76"/>
           <w:sz w:val="19"/>
         </w:rPr>
         <w:t xml:space="preserve">　API 接入 / 部署调试</w:t>
@@ -678,15 +718,15 @@
     </w:p>
     <w:p>
       <w:pPr>
-        <w:spacing w:before="0" w:after="30" w:line="283" w:lineRule="auto"/>
+        <w:spacing w:before="0" w:after="20" w:line="269" w:lineRule="auto"/>
       </w:pPr>
       <w:r>
         <w:rPr>
           <w:rFonts w:ascii="微软雅黑" w:hAnsi="微软雅黑" w:eastAsia="微软雅黑"/>
           <w:b w:val="0"/>
           <w:i w:val="0"/>
-          <w:color w:val="17222A"/>
-          <w:sz w:val="19"/>
+          <w:color w:val="101820"/>
+          <w:sz w:val="18"/>
         </w:rPr>
         <w:t>为赋能企业智能化办公，落地内部 AI 应用能力，完成大模型 API 对接、环境部署与异常运维。</w:t>
       </w:r>
@@ -694,7 +734,7 @@
     <w:p>
       <w:pPr>
         <w:pStyle w:val="ListBullet"/>
-        <w:spacing w:before="0" w:after="30" w:line="283" w:lineRule="auto"/>
+        <w:spacing w:before="0" w:after="20" w:line="269" w:lineRule="auto"/>
         <w:ind w:left="312" w:hanging="142"/>
       </w:pPr>
       <w:r>
@@ -702,8 +742,8 @@
           <w:rFonts w:ascii="微软雅黑" w:hAnsi="微软雅黑" w:eastAsia="微软雅黑"/>
           <w:b w:val="0"/>
           <w:i w:val="0"/>
-          <w:color w:val="17222A"/>
-          <w:sz w:val="19"/>
+          <w:color w:val="101820"/>
+          <w:sz w:val="18"/>
         </w:rPr>
         <w:t>完成多厂商 AI 大模型客户端部署、API 密钥配置、权限调试与接口对接。</w:t>
       </w:r>
@@ -711,7 +751,7 @@
     <w:p>
       <w:pPr>
         <w:pStyle w:val="ListBullet"/>
-        <w:spacing w:before="0" w:after="30" w:line="283" w:lineRule="auto"/>
+        <w:spacing w:before="0" w:after="20" w:line="269" w:lineRule="auto"/>
         <w:ind w:left="312" w:hanging="142"/>
       </w:pPr>
       <w:r>
@@ -719,8 +759,8 @@
           <w:rFonts w:ascii="微软雅黑" w:hAnsi="微软雅黑" w:eastAsia="微软雅黑"/>
           <w:b w:val="0"/>
           <w:i w:val="0"/>
-          <w:color w:val="17222A"/>
-          <w:sz w:val="19"/>
+          <w:color w:val="101820"/>
+          <w:sz w:val="18"/>
         </w:rPr>
         <w:t>排查模型连接异常与参数适配问题，搭建稳定的企业内部 AI 使用环境，支撑办公场景落地。</w:t>
       </w:r>
@@ -734,8 +774,8 @@
           <w:rFonts w:ascii="微软雅黑" w:hAnsi="微软雅黑" w:eastAsia="微软雅黑"/>
           <w:b/>
           <w:i w:val="0"/>
-          <w:color w:val="17222A"/>
-          <w:sz w:val="22"/>
+          <w:color w:val="101820"/>
+          <w:sz w:val="21"/>
         </w:rPr>
         <w:t>校招 200+ 台 PC 标准化配置部署</w:t>
       </w:r>
@@ -744,7 +784,7 @@
           <w:rFonts w:ascii="微软雅黑" w:hAnsi="微软雅黑" w:eastAsia="微软雅黑"/>
           <w:b w:val="0"/>
           <w:i w:val="0"/>
-          <w:color w:val="5D6D76"/>
+          <w:color w:val="5C6B76"/>
           <w:sz w:val="19"/>
         </w:rPr>
         <w:t xml:space="preserve">　批量部署 / 资产管理</w:t>
@@ -752,15 +792,15 @@
     </w:p>
     <w:p>
       <w:pPr>
-        <w:spacing w:before="0" w:after="30" w:line="283" w:lineRule="auto"/>
+        <w:spacing w:before="0" w:after="20" w:line="269" w:lineRule="auto"/>
       </w:pPr>
       <w:r>
         <w:rPr>
           <w:rFonts w:ascii="微软雅黑" w:hAnsi="微软雅黑" w:eastAsia="微软雅黑"/>
           <w:b w:val="0"/>
           <w:i w:val="0"/>
-          <w:color w:val="17222A"/>
-          <w:sz w:val="19"/>
+          <w:color w:val="101820"/>
+          <w:sz w:val="18"/>
         </w:rPr>
         <w:t>针对校招新人大批量办公设备需求，快速完成数百台 PC 的系统安装、软件部署、环境调试与资产绑定。</w:t>
       </w:r>
@@ -768,7 +808,7 @@
     <w:p>
       <w:pPr>
         <w:pStyle w:val="ListBullet"/>
-        <w:spacing w:before="0" w:after="30" w:line="283" w:lineRule="auto"/>
+        <w:spacing w:before="0" w:after="20" w:line="269" w:lineRule="auto"/>
         <w:ind w:left="312" w:hanging="142"/>
       </w:pPr>
       <w:r>
@@ -776,16 +816,16 @@
           <w:rFonts w:ascii="微软雅黑" w:hAnsi="微软雅黑" w:eastAsia="微软雅黑"/>
           <w:b w:val="0"/>
           <w:i w:val="0"/>
-          <w:color w:val="17222A"/>
-          <w:sz w:val="19"/>
+          <w:color w:val="101820"/>
+          <w:sz w:val="18"/>
         </w:rPr>
-        <w:t>制定统一配置规范，覆盖系统版本、办公软件、开发工具、权限参数标准化设置。</w:t>
+        <w:t>制定统一配置规范，单人一周完成 200+ 台设备系统装机、软件批量部署、驱动适配与资产台账绑定。</w:t>
       </w:r>
     </w:p>
     <w:p>
       <w:pPr>
         <w:pStyle w:val="ListBullet"/>
-        <w:spacing w:before="0" w:after="30" w:line="283" w:lineRule="auto"/>
+        <w:spacing w:before="0" w:after="20" w:line="269" w:lineRule="auto"/>
         <w:ind w:left="312" w:hanging="142"/>
       </w:pPr>
       <w:r>
@@ -793,16 +833,34 @@
           <w:rFonts w:ascii="微软雅黑" w:hAnsi="微软雅黑" w:eastAsia="微软雅黑"/>
           <w:b w:val="0"/>
           <w:i w:val="0"/>
-          <w:color w:val="17222A"/>
-          <w:sz w:val="19"/>
+          <w:color w:val="101820"/>
+          <w:sz w:val="18"/>
         </w:rPr>
-        <w:t>单人一周完成 200+ 台设备系统装机、软件批量部署、驱动适配、账号权限配置与资产台账绑定。</w:t>
+        <w:t>零设备故障、零兼容问题，保障新人入职即用，沉淀可复用的 PC 批量配置标准化流程。</w:t>
+      </w:r>
+    </w:p>
+    <w:p>
+      <w:pPr>
+        <w:spacing w:before="100" w:after="60" w:line="240" w:lineRule="auto"/>
+        <w:pBdr>
+          <w:bottom w:val="single" w:sz="8" w:space="4" w:color="B8DCE6"/>
+        </w:pBdr>
+      </w:pPr>
+      <w:r>
+        <w:rPr>
+          <w:rFonts w:ascii="微软雅黑" w:hAnsi="微软雅黑" w:eastAsia="微软雅黑"/>
+          <w:b/>
+          <w:i w:val="0"/>
+          <w:color w:val="155E75"/>
+          <w:sz w:val="24"/>
+        </w:rPr>
+        <w:t>专业技能与证书</w:t>
       </w:r>
     </w:p>
     <w:p>
       <w:pPr>
         <w:pStyle w:val="ListBullet"/>
-        <w:spacing w:before="0" w:after="30" w:line="283" w:lineRule="auto"/>
+        <w:spacing w:before="0" w:after="20" w:line="269" w:lineRule="auto"/>
         <w:ind w:left="312" w:hanging="142"/>
       </w:pPr>
       <w:r>
@@ -810,17 +868,102 @@
           <w:rFonts w:ascii="微软雅黑" w:hAnsi="微软雅黑" w:eastAsia="微软雅黑"/>
           <w:b w:val="0"/>
           <w:i w:val="0"/>
-          <w:color w:val="17222A"/>
-          <w:sz w:val="19"/>
+          <w:color w:val="101820"/>
+          <w:sz w:val="18"/>
         </w:rPr>
-        <w:t>零设备故障、零兼容问题，保障新人入职即用，沉淀可复用的 PC 批量配置标准化流程。</w:t>
+        <w:t>开发能力：熟练 Python、C 语言、SQL、MATLAB、Proteus8、STM32、AutoCAD，可独立完成办公工具与监控系统自研。</w:t>
       </w:r>
     </w:p>
     <w:p>
       <w:pPr>
-        <w:spacing w:before="160" w:after="60" w:line="240" w:lineRule="auto"/>
+        <w:pStyle w:val="ListBullet"/>
+        <w:spacing w:before="0" w:after="20" w:line="269" w:lineRule="auto"/>
+        <w:ind w:left="312" w:hanging="142"/>
+      </w:pPr>
+      <w:r>
+        <w:rPr>
+          <w:rFonts w:ascii="微软雅黑" w:hAnsi="微软雅黑" w:eastAsia="微软雅黑"/>
+          <w:b w:val="0"/>
+          <w:i w:val="0"/>
+          <w:color w:val="101820"/>
+          <w:sz w:val="18"/>
+        </w:rPr>
+        <w:t>自动化与智能化：飞书机器人 API、自动化告警、装机自动化脚本、Agent 与工作流；AI 大模型 API 接入、部署与调参。</w:t>
+      </w:r>
+    </w:p>
+    <w:p>
+      <w:pPr>
+        <w:pStyle w:val="ListBullet"/>
+        <w:spacing w:before="0" w:after="20" w:line="269" w:lineRule="auto"/>
+        <w:ind w:left="312" w:hanging="142"/>
+      </w:pPr>
+      <w:r>
+        <w:rPr>
+          <w:rFonts w:ascii="微软雅黑" w:hAnsi="微软雅黑" w:eastAsia="微软雅黑"/>
+          <w:b w:val="0"/>
+          <w:i w:val="0"/>
+          <w:color w:val="101820"/>
+          <w:sz w:val="18"/>
+        </w:rPr>
+        <w:t>运维能力：Windows 终端运维、软件批量部署、会议室网络运维（VLAN）、设备退仓检测与办公外设运维。</w:t>
+      </w:r>
+    </w:p>
+    <w:p>
+      <w:pPr>
+        <w:pStyle w:val="ListBullet"/>
+        <w:spacing w:before="0" w:after="20" w:line="269" w:lineRule="auto"/>
+        <w:ind w:left="312" w:hanging="142"/>
+      </w:pPr>
+      <w:r>
+        <w:rPr>
+          <w:rFonts w:ascii="微软雅黑" w:hAnsi="微软雅黑" w:eastAsia="微软雅黑"/>
+          <w:b w:val="0"/>
+          <w:i w:val="0"/>
+          <w:color w:val="101820"/>
+          <w:sz w:val="18"/>
+        </w:rPr>
+        <w:t>资产管理：IT 资产全生命周期管理、仓库数字化优化、自助导航与可视化导航方案落地。</w:t>
+      </w:r>
+    </w:p>
+    <w:p>
+      <w:pPr>
+        <w:pStyle w:val="ListBullet"/>
+        <w:spacing w:before="0" w:after="20" w:line="269" w:lineRule="auto"/>
+        <w:ind w:left="312" w:hanging="142"/>
+      </w:pPr>
+      <w:r>
+        <w:rPr>
+          <w:rFonts w:ascii="微软雅黑" w:hAnsi="微软雅黑" w:eastAsia="微软雅黑"/>
+          <w:b w:val="0"/>
+          <w:i w:val="0"/>
+          <w:color w:val="101820"/>
+          <w:sz w:val="18"/>
+        </w:rPr>
+        <w:t>综合能力：大厂标准化工作思维，擅长 SOP 标准化、知识库搭建、需求对接与项目全流程落地。</w:t>
+      </w:r>
+    </w:p>
+    <w:p>
+      <w:pPr>
+        <w:pStyle w:val="ListBullet"/>
+        <w:spacing w:before="0" w:after="20" w:line="269" w:lineRule="auto"/>
+        <w:ind w:left="312" w:hanging="142"/>
+      </w:pPr>
+      <w:r>
+        <w:rPr>
+          <w:rFonts w:ascii="微软雅黑" w:hAnsi="微软雅黑" w:eastAsia="微软雅黑"/>
+          <w:b w:val="0"/>
+          <w:i w:val="0"/>
+          <w:color w:val="101820"/>
+          <w:sz w:val="18"/>
+        </w:rPr>
+        <w:t>证书：CET-4、低压/高压电工证、AutoCAD 工程师证、5G 承载网络运维职业技能等级证书（中级）。</w:t>
+      </w:r>
+    </w:p>
+    <w:p>
+      <w:pPr>
+        <w:spacing w:before="100" w:after="60" w:line="240" w:lineRule="auto"/>
         <w:pBdr>
-          <w:bottom w:val="single" w:sz="8" w:space="4" w:color="B7D3CF"/>
+          <w:bottom w:val="single" w:sz="8" w:space="4" w:color="B8DCE6"/>
         </w:pBdr>
       </w:pPr>
       <w:r>
@@ -828,16 +971,49 @@
           <w:rFonts w:ascii="微软雅黑" w:hAnsi="微软雅黑" w:eastAsia="微软雅黑"/>
           <w:b/>
           <w:i w:val="0"/>
-          <w:color w:val="115E59"/>
-          <w:sz w:val="26"/>
+          <w:color w:val="155E75"/>
+          <w:sz w:val="24"/>
         </w:rPr>
-        <w:t>专业技能</w:t>
+        <w:t>校园经历</w:t>
+      </w:r>
+    </w:p>
+    <w:p>
+      <w:pPr>
+        <w:spacing w:before="0" w:after="40" w:line="269" w:lineRule="auto"/>
+      </w:pPr>
+      <w:r>
+        <w:rPr>
+          <w:rFonts w:ascii="微软雅黑" w:hAnsi="微软雅黑" w:eastAsia="微软雅黑"/>
+          <w:b w:val="0"/>
+          <w:i w:val="0"/>
+          <w:color w:val="101820"/>
+          <w:sz w:val="18"/>
+        </w:rPr>
+        <w:t>2023.09 - 2025.06　班长兼学习委员：组织班级事务，带动学习氛围，带领同学参加学科竞赛；2021.10 - 2022.11　青年志愿者协会会长：带领 10+ 人团队组织防疫、地铁、社区志愿服务，参与创新创业项目并获学校创业扶持。</w:t>
+      </w:r>
+    </w:p>
+    <w:p>
+      <w:pPr>
+        <w:spacing w:before="100" w:after="60" w:line="240" w:lineRule="auto"/>
+        <w:pBdr>
+          <w:bottom w:val="single" w:sz="8" w:space="4" w:color="B8DCE6"/>
+        </w:pBdr>
+      </w:pPr>
+      <w:r>
+        <w:rPr>
+          <w:rFonts w:ascii="微软雅黑" w:hAnsi="微软雅黑" w:eastAsia="微软雅黑"/>
+          <w:b/>
+          <w:i w:val="0"/>
+          <w:color w:val="155E75"/>
+          <w:sz w:val="24"/>
+        </w:rPr>
+        <w:t>获奖与荣誉</w:t>
       </w:r>
     </w:p>
     <w:p>
       <w:pPr>
         <w:pStyle w:val="ListBullet"/>
-        <w:spacing w:before="0" w:after="30" w:line="283" w:lineRule="auto"/>
+        <w:spacing w:before="0" w:after="20" w:line="269" w:lineRule="auto"/>
         <w:ind w:left="312" w:hanging="142"/>
       </w:pPr>
       <w:r>
@@ -845,16 +1021,16 @@
           <w:rFonts w:ascii="微软雅黑" w:hAnsi="微软雅黑" w:eastAsia="微软雅黑"/>
           <w:b w:val="0"/>
           <w:i w:val="0"/>
-          <w:color w:val="17222A"/>
-          <w:sz w:val="19"/>
+          <w:color w:val="101820"/>
+          <w:sz w:val="18"/>
         </w:rPr>
-        <w:t>开发能力：熟练 Python 自动化开发，可独立完成办公工具、监控系统自研；熟悉数据抓取、解析与处理；具备轻量 HTML/CSS 页面制作能力。</w:t>
+        <w:t>2024 全国大学生文学作品大赛全国三等奖；2023 新华三杯全国大学生数字技术大赛省级二等奖。</w:t>
       </w:r>
     </w:p>
     <w:p>
       <w:pPr>
         <w:pStyle w:val="ListBullet"/>
-        <w:spacing w:before="0" w:after="30" w:line="283" w:lineRule="auto"/>
+        <w:spacing w:before="0" w:after="20" w:line="269" w:lineRule="auto"/>
         <w:ind w:left="312" w:hanging="142"/>
       </w:pPr>
       <w:r>
@@ -862,16 +1038,16 @@
           <w:rFonts w:ascii="微软雅黑" w:hAnsi="微软雅黑" w:eastAsia="微软雅黑"/>
           <w:b w:val="0"/>
           <w:i w:val="0"/>
-          <w:color w:val="17222A"/>
-          <w:sz w:val="19"/>
+          <w:color w:val="101820"/>
+          <w:sz w:val="18"/>
         </w:rPr>
-        <w:t>自动化能力：擅长飞书机器人 API 对接、自动化告警、办公场景自动化脚本开发，实现运维工作降本增效。</w:t>
+        <w:t>2022 第九届“大唐杯”全国大学生移动通信 5G 技术大赛全国一等奖；2021 全国大学生数学建模大赛省级一等奖。</w:t>
       </w:r>
     </w:p>
     <w:p>
       <w:pPr>
         <w:pStyle w:val="ListBullet"/>
-        <w:spacing w:before="0" w:after="30" w:line="283" w:lineRule="auto"/>
+        <w:spacing w:before="0" w:after="20" w:line="269" w:lineRule="auto"/>
         <w:ind w:left="312" w:hanging="142"/>
       </w:pPr>
       <w:r>
@@ -879,68 +1055,17 @@
           <w:rFonts w:ascii="微软雅黑" w:hAnsi="微软雅黑" w:eastAsia="微软雅黑"/>
           <w:b w:val="0"/>
           <w:i w:val="0"/>
-          <w:color w:val="17222A"/>
-          <w:sz w:val="19"/>
+          <w:color w:val="101820"/>
+          <w:sz w:val="18"/>
         </w:rPr>
-        <w:t>运维能力：精通台式机、笔记本等 PC 设备硬件辨识、系统装机、软硬件调试与批量标准化部署；熟练完成 Windows 终端运维、软件批量部署、系统异常排查与办公外设运维。</w:t>
+        <w:t>连续两年国家励志奖学金、校奖学金；优秀毕业生、优秀毕业论文、优秀志愿者、优秀团干、优秀班干、三好学生、学习之星；成绩专业第一。</w:t>
       </w:r>
     </w:p>
     <w:p>
       <w:pPr>
-        <w:pStyle w:val="ListBullet"/>
-        <w:spacing w:before="0" w:after="30" w:line="283" w:lineRule="auto"/>
-        <w:ind w:left="312" w:hanging="142"/>
-      </w:pPr>
-      <w:r>
-        <w:rPr>
-          <w:rFonts w:ascii="微软雅黑" w:hAnsi="微软雅黑" w:eastAsia="微软雅黑"/>
-          <w:b w:val="0"/>
-          <w:i w:val="0"/>
-          <w:color w:val="17222A"/>
-          <w:sz w:val="19"/>
-        </w:rPr>
-        <w:t>资产管理：精通 IT 资产全生命周期管理、仓库数字化优化、自助导航系统方案落地。</w:t>
-      </w:r>
-    </w:p>
-    <w:p>
-      <w:pPr>
-        <w:pStyle w:val="ListBullet"/>
-        <w:spacing w:before="0" w:after="30" w:line="283" w:lineRule="auto"/>
-        <w:ind w:left="312" w:hanging="142"/>
-      </w:pPr>
-      <w:r>
-        <w:rPr>
-          <w:rFonts w:ascii="微软雅黑" w:hAnsi="微软雅黑" w:eastAsia="微软雅黑"/>
-          <w:b w:val="0"/>
-          <w:i w:val="0"/>
-          <w:color w:val="17222A"/>
-          <w:sz w:val="19"/>
-        </w:rPr>
-        <w:t>智能化能力：AI 大模型 API 接入、客户端部署、参数调试、异常排错，企业 AI 办公场景落地。</w:t>
-      </w:r>
-    </w:p>
-    <w:p>
-      <w:pPr>
-        <w:pStyle w:val="ListBullet"/>
-        <w:spacing w:before="0" w:after="30" w:line="283" w:lineRule="auto"/>
-        <w:ind w:left="312" w:hanging="142"/>
-      </w:pPr>
-      <w:r>
-        <w:rPr>
-          <w:rFonts w:ascii="微软雅黑" w:hAnsi="微软雅黑" w:eastAsia="微软雅黑"/>
-          <w:b w:val="0"/>
-          <w:i w:val="0"/>
-          <w:color w:val="17222A"/>
-          <w:sz w:val="19"/>
-        </w:rPr>
-        <w:t>综合能力：具备大厂标准化工作思维，擅长工作流程梳理、场景拆解、SOP 标准化沉淀、知识库搭建与项目全流程落地。</w:t>
-      </w:r>
-    </w:p>
-    <w:p>
-      <w:pPr>
-        <w:spacing w:before="160" w:after="60" w:line="240" w:lineRule="auto"/>
+        <w:spacing w:before="100" w:after="60" w:line="240" w:lineRule="auto"/>
         <w:pBdr>
-          <w:bottom w:val="single" w:sz="8" w:space="4" w:color="B7D3CF"/>
+          <w:bottom w:val="single" w:sz="8" w:space="4" w:color="B8DCE6"/>
         </w:pBdr>
       </w:pPr>
       <w:r>
@@ -948,32 +1073,32 @@
           <w:rFonts w:ascii="微软雅黑" w:hAnsi="微软雅黑" w:eastAsia="微软雅黑"/>
           <w:b/>
           <w:i w:val="0"/>
-          <w:color w:val="115E59"/>
-          <w:sz w:val="26"/>
+          <w:color w:val="155E75"/>
+          <w:sz w:val="24"/>
         </w:rPr>
         <w:t>其他经历</w:t>
       </w:r>
     </w:p>
     <w:p>
       <w:pPr>
-        <w:spacing w:before="0" w:after="40" w:line="283" w:lineRule="auto"/>
+        <w:spacing w:before="0" w:after="40" w:line="269" w:lineRule="auto"/>
       </w:pPr>
       <w:r>
         <w:rPr>
           <w:rFonts w:ascii="微软雅黑" w:hAnsi="微软雅黑" w:eastAsia="微软雅黑"/>
           <w:b w:val="0"/>
           <w:i w:val="0"/>
-          <w:color w:val="17222A"/>
-          <w:sz w:val="19"/>
+          <w:color w:val="101820"/>
+          <w:sz w:val="18"/>
         </w:rPr>
-        <w:t>2023.06 - 2023.08　猿辅导 · 课程顾问（暑期实习）：每周服务 60+ 客户，转化表现前 5%，月均业绩约 1.5 万，锻炼了沟通表达、客户服务与结果导向的工作能力。</w:t>
+        <w:t>2023.06 - 2023.09　猿起（武汉）科技有限公司 · 班主任兼销售：每周服务 60+ 客户，多期销售榜前列，月均 GMV 约 2 万，最高 3.5 万。</w:t>
       </w:r>
     </w:p>
     <w:p>
       <w:pPr>
-        <w:spacing w:before="160" w:after="60" w:line="240" w:lineRule="auto"/>
+        <w:spacing w:before="100" w:after="60" w:line="240" w:lineRule="auto"/>
         <w:pBdr>
-          <w:bottom w:val="single" w:sz="8" w:space="4" w:color="B7D3CF"/>
+          <w:bottom w:val="single" w:sz="8" w:space="4" w:color="B8DCE6"/>
         </w:pBdr>
       </w:pPr>
       <w:r>
@@ -981,32 +1106,47 @@
           <w:rFonts w:ascii="微软雅黑" w:hAnsi="微软雅黑" w:eastAsia="微软雅黑"/>
           <w:b/>
           <w:i w:val="0"/>
-          <w:color w:val="115E59"/>
-          <w:sz w:val="26"/>
+          <w:color w:val="155E75"/>
+          <w:sz w:val="24"/>
         </w:rPr>
         <w:t>教育背景</w:t>
       </w:r>
     </w:p>
     <w:p>
       <w:pPr>
-        <w:spacing w:before="0" w:after="40" w:line="283" w:lineRule="auto"/>
+        <w:spacing w:before="0" w:after="20" w:line="269" w:lineRule="auto"/>
       </w:pPr>
       <w:r>
         <w:rPr>
           <w:rFonts w:ascii="微软雅黑" w:hAnsi="微软雅黑" w:eastAsia="微软雅黑"/>
           <w:b w:val="0"/>
           <w:i w:val="0"/>
-          <w:color w:val="17222A"/>
-          <w:sz w:val="20"/>
+          <w:color w:val="101820"/>
+          <w:sz w:val="19"/>
         </w:rPr>
-        <w:t>2021.09 - 2025.06　武汉东湖学院 · 通信工程 · 本科</w:t>
+        <w:t>2021.09 - 2025.06　武汉东湖学院 · 通信工程 · 本科 · 中共党员</w:t>
       </w:r>
     </w:p>
     <w:p>
       <w:pPr>
-        <w:spacing w:before="160" w:after="60" w:line="240" w:lineRule="auto"/>
+        <w:spacing w:before="0" w:after="40" w:line="269" w:lineRule="auto"/>
+      </w:pPr>
+      <w:r>
+        <w:rPr>
+          <w:rFonts w:ascii="微软雅黑" w:hAnsi="微软雅黑" w:eastAsia="微软雅黑"/>
+          <w:b w:val="0"/>
+          <w:i w:val="0"/>
+          <w:color w:val="101820"/>
+          <w:sz w:val="18"/>
+        </w:rPr>
+        <w:t>主修课程：Python 程序设计、单片机 C 语言程序设计、嵌入式系统、移动通信、电子技术、PCB 设计、工程制图与 CAD。</w:t>
+      </w:r>
+    </w:p>
+    <w:p>
+      <w:pPr>
+        <w:spacing w:before="100" w:after="60" w:line="240" w:lineRule="auto"/>
         <w:pBdr>
-          <w:bottom w:val="single" w:sz="8" w:space="4" w:color="B7D3CF"/>
+          <w:bottom w:val="single" w:sz="8" w:space="4" w:color="B8DCE6"/>
         </w:pBdr>
       </w:pPr>
       <w:r>
@@ -1014,25 +1154,25 @@
           <w:rFonts w:ascii="微软雅黑" w:hAnsi="微软雅黑" w:eastAsia="微软雅黑"/>
           <w:b/>
           <w:i w:val="0"/>
-          <w:color w:val="115E59"/>
-          <w:sz w:val="26"/>
+          <w:color w:val="155E75"/>
+          <w:sz w:val="24"/>
         </w:rPr>
         <w:t>自我评价</w:t>
       </w:r>
     </w:p>
     <w:p>
       <w:pPr>
-        <w:spacing w:before="0" w:after="40" w:line="288" w:lineRule="auto"/>
+        <w:spacing w:before="0" w:after="40" w:line="269" w:lineRule="auto"/>
       </w:pPr>
       <w:r>
         <w:rPr>
           <w:rFonts w:ascii="微软雅黑" w:hAnsi="微软雅黑" w:eastAsia="微软雅黑"/>
           <w:b w:val="0"/>
           <w:i w:val="0"/>
-          <w:color w:val="17222A"/>
-          <w:sz w:val="19"/>
+          <w:color w:val="101820"/>
+          <w:sz w:val="18"/>
         </w:rPr>
-        <w:t>拥有一年大厂体系下数字化运维与自研开发实战经验，兼具技术开发能力、大批量设备运维落地能力与标准化体系化工作思维。核心擅长 Python 自动化项目开发、轻量网页页面制作、PC 电脑批量配置部署、办公场景数字化改造与工作流程 SOP 标准化沉淀。独立落地打印机智能监控系统、苹果文件转换工具等多个自研项目，高效完成 200+ 台校招电脑批量配置交付，熟悉飞书机器人对接、数据库数据处理与AI 模型接入。善于挖掘办公与运维痛点，以标准化流程 + 技术自研 + 智能化升级解决实际问题，能够高效推进企业信息化、标准化、数字化建设工作。</w:t>
+        <w:t>1.5 年 IT 运维与硬件测试实战经验，兼具技术开发能力、大批量设备运维落地能力与标准化体系化工作思维。擅长 Python 自动化、装机自动化、PC 批量部署、办公场景数字化改造与 SOP 沉淀；在校成绩专业第一，连续两年国家励志奖学金，获大唐杯全国一等奖、数学建模省级一等奖。善于把标准化流程 + 技术自研 + 智能化升级用于解决实际运维痛点，能够高效推进企业信息化、标准化、数字化建设。</w:t>
       </w:r>
     </w:p>
     <w:p>
@@ -1047,12 +1187,12 @@
           <w:color w:val="4A5A63"/>
           <w:sz w:val="16"/>
         </w:rPr>
-        <w:t>【岗位关键词】IT运维、桌面运维、Windows终端运维、软件批量部署、系统异常排查、办公外设运维、Python自动化、飞书机器人API、内部网页、HTML页面、IT资产全生命周期管理、AI大模型接入、SOP标准化、知识库</w:t>
+        <w:t>【岗位关键词】IT运维、桌面运维、Windows终端运维、装机自动化、软件批量部署、系统异常排查、办公外设运维、Python自动化、飞书机器人API、内部网页、HTML页面、IT资产全生命周期管理、AI大模型接入、SOP标准化、知识库、会议室网络运维、批量配置部署</w:t>
       </w:r>
     </w:p>
     <w:sectPr>
       <w:pgSz w:w="11906" w:h="16838"/>
-      <w:pgMar w:top="510" w:right="680" w:bottom="510" w:left="680" w:header="454" w:footer="454" w:gutter="0"/>
+      <w:pgMar w:top="454" w:right="624" w:bottom="454" w:left="624" w:header="454" w:footer="454" w:gutter="0"/>
       <w:cols w:space="720"/>
       <w:docGrid w:linePitch="360"/>
     </w:sectPr>
@@ -1429,7 +1569,7 @@
     <w:rPr>
       <w:rFonts w:ascii="微软雅黑" w:hAnsi="微软雅黑" w:eastAsia="微软雅黑"/>
       <w:b w:val="0"/>
-      <w:color w:val="17222A"/>
+      <w:color w:val="101820"/>
       <w:sz w:val="20"/>
     </w:rPr>
   </w:style>

--- a/word/吴志勇-IT运维工程师-两页版.docx
+++ b/word/吴志勇-IT运维工程师-两页版.docx
@@ -540,7 +540,7 @@
           <w:color w:val="101820"/>
           <w:sz w:val="18"/>
         </w:rPr>
-        <w:t>本地安全转换，规避第三方工具数据泄露风险，员工文件转换效率提升 80%。</w:t>
+        <w:t>本地安全转换，规避第三方工具数据泄露风险，员工文件转换效率提升 95%。</w:t>
       </w:r>
     </w:p>
     <w:p>

--- a/word/吴志勇-IT运维工程师-两页版.docx
+++ b/word/吴志勇-IT运维工程师-两页版.docx
@@ -193,6 +193,7 @@
     </w:p>
     <w:p>
       <w:pPr>
+        <w:keepNext/>
         <w:spacing w:before="40" w:after="40" w:line="264" w:lineRule="auto"/>
       </w:pPr>
       <w:r>
@@ -219,7 +220,7 @@
     <w:p>
       <w:pPr>
         <w:pStyle w:val="ListBullet"/>
-        <w:spacing w:before="0" w:after="30" w:line="274" w:lineRule="auto"/>
+        <w:spacing w:before="0" w:after="20" w:line="259" w:lineRule="auto"/>
         <w:ind w:left="312" w:hanging="142"/>
       </w:pPr>
       <w:r>
@@ -236,7 +237,7 @@
     <w:p>
       <w:pPr>
         <w:pStyle w:val="ListBullet"/>
-        <w:spacing w:before="0" w:after="30" w:line="274" w:lineRule="auto"/>
+        <w:spacing w:before="0" w:after="20" w:line="259" w:lineRule="auto"/>
         <w:ind w:left="312" w:hanging="142"/>
       </w:pPr>
       <w:r>
@@ -253,7 +254,7 @@
     <w:p>
       <w:pPr>
         <w:pStyle w:val="ListBullet"/>
-        <w:spacing w:before="0" w:after="30" w:line="274" w:lineRule="auto"/>
+        <w:spacing w:before="0" w:after="20" w:line="259" w:lineRule="auto"/>
         <w:ind w:left="312" w:hanging="142"/>
       </w:pPr>
       <w:r>
@@ -270,7 +271,7 @@
     <w:p>
       <w:pPr>
         <w:pStyle w:val="ListBullet"/>
-        <w:spacing w:before="0" w:after="30" w:line="274" w:lineRule="auto"/>
+        <w:spacing w:before="0" w:after="20" w:line="259" w:lineRule="auto"/>
         <w:ind w:left="312" w:hanging="142"/>
       </w:pPr>
       <w:r>
@@ -287,7 +288,7 @@
     <w:p>
       <w:pPr>
         <w:pStyle w:val="ListBullet"/>
-        <w:spacing w:before="0" w:after="30" w:line="274" w:lineRule="auto"/>
+        <w:spacing w:before="0" w:after="20" w:line="259" w:lineRule="auto"/>
         <w:ind w:left="312" w:hanging="142"/>
       </w:pPr>
       <w:r>
@@ -304,7 +305,7 @@
     <w:p>
       <w:pPr>
         <w:pStyle w:val="ListBullet"/>
-        <w:spacing w:before="0" w:after="30" w:line="274" w:lineRule="auto"/>
+        <w:spacing w:before="0" w:after="20" w:line="259" w:lineRule="auto"/>
         <w:ind w:left="312" w:hanging="142"/>
       </w:pPr>
       <w:r>
@@ -320,6 +321,7 @@
     </w:p>
     <w:p>
       <w:pPr>
+        <w:keepNext/>
         <w:spacing w:before="40" w:after="40" w:line="264" w:lineRule="auto"/>
       </w:pPr>
       <w:r>
@@ -346,7 +348,7 @@
     <w:p>
       <w:pPr>
         <w:pStyle w:val="ListBullet"/>
-        <w:spacing w:before="0" w:after="30" w:line="274" w:lineRule="auto"/>
+        <w:spacing w:before="0" w:after="20" w:line="259" w:lineRule="auto"/>
         <w:ind w:left="312" w:hanging="142"/>
       </w:pPr>
       <w:r>
@@ -363,7 +365,7 @@
     <w:p>
       <w:pPr>
         <w:pStyle w:val="ListBullet"/>
-        <w:spacing w:before="0" w:after="30" w:line="274" w:lineRule="auto"/>
+        <w:spacing w:before="0" w:after="20" w:line="259" w:lineRule="auto"/>
         <w:ind w:left="312" w:hanging="142"/>
       </w:pPr>
       <w:r>
@@ -397,6 +399,7 @@
     </w:p>
     <w:p>
       <w:pPr>
+        <w:keepNext/>
         <w:spacing w:before="40" w:after="40" w:line="264" w:lineRule="auto"/>
       </w:pPr>
       <w:r>
@@ -422,7 +425,7 @@
     </w:p>
     <w:p>
       <w:pPr>
-        <w:spacing w:before="0" w:after="20" w:line="269" w:lineRule="auto"/>
+        <w:spacing w:before="0" w:after="10" w:line="259" w:lineRule="auto"/>
       </w:pPr>
       <w:r>
         <w:rPr>
@@ -438,7 +441,7 @@
     <w:p>
       <w:pPr>
         <w:pStyle w:val="ListBullet"/>
-        <w:spacing w:before="0" w:after="20" w:line="269" w:lineRule="auto"/>
+        <w:spacing w:before="0" w:after="10" w:line="259" w:lineRule="auto"/>
         <w:ind w:left="312" w:hanging="142"/>
       </w:pPr>
       <w:r>
@@ -455,7 +458,7 @@
     <w:p>
       <w:pPr>
         <w:pStyle w:val="ListBullet"/>
-        <w:spacing w:before="0" w:after="20" w:line="269" w:lineRule="auto"/>
+        <w:spacing w:before="0" w:after="10" w:line="259" w:lineRule="auto"/>
         <w:ind w:left="312" w:hanging="142"/>
       </w:pPr>
       <w:r>
@@ -471,6 +474,7 @@
     </w:p>
     <w:p>
       <w:pPr>
+        <w:keepNext/>
         <w:spacing w:before="40" w:after="40" w:line="264" w:lineRule="auto"/>
       </w:pPr>
       <w:r>
@@ -496,7 +500,7 @@
     </w:p>
     <w:p>
       <w:pPr>
-        <w:spacing w:before="0" w:after="20" w:line="269" w:lineRule="auto"/>
+        <w:spacing w:before="0" w:after="10" w:line="259" w:lineRule="auto"/>
       </w:pPr>
       <w:r>
         <w:rPr>
@@ -512,7 +516,7 @@
     <w:p>
       <w:pPr>
         <w:pStyle w:val="ListBullet"/>
-        <w:spacing w:before="0" w:after="20" w:line="269" w:lineRule="auto"/>
+        <w:spacing w:before="0" w:after="10" w:line="259" w:lineRule="auto"/>
         <w:ind w:left="312" w:hanging="142"/>
       </w:pPr>
       <w:r>
@@ -529,7 +533,7 @@
     <w:p>
       <w:pPr>
         <w:pStyle w:val="ListBullet"/>
-        <w:spacing w:before="0" w:after="20" w:line="269" w:lineRule="auto"/>
+        <w:spacing w:before="0" w:after="10" w:line="259" w:lineRule="auto"/>
         <w:ind w:left="312" w:hanging="142"/>
       </w:pPr>
       <w:r>
@@ -545,6 +549,7 @@
     </w:p>
     <w:p>
       <w:pPr>
+        <w:keepNext/>
         <w:spacing w:before="40" w:after="40" w:line="264" w:lineRule="auto"/>
       </w:pPr>
       <w:r>
@@ -570,7 +575,7 @@
     </w:p>
     <w:p>
       <w:pPr>
-        <w:spacing w:before="0" w:after="20" w:line="269" w:lineRule="auto"/>
+        <w:spacing w:before="0" w:after="10" w:line="259" w:lineRule="auto"/>
       </w:pPr>
       <w:r>
         <w:rPr>
@@ -586,7 +591,7 @@
     <w:p>
       <w:pPr>
         <w:pStyle w:val="ListBullet"/>
-        <w:spacing w:before="0" w:after="20" w:line="269" w:lineRule="auto"/>
+        <w:spacing w:before="0" w:after="10" w:line="259" w:lineRule="auto"/>
         <w:ind w:left="312" w:hanging="142"/>
       </w:pPr>
       <w:r>
@@ -603,7 +608,7 @@
     <w:p>
       <w:pPr>
         <w:pStyle w:val="ListBullet"/>
-        <w:spacing w:before="0" w:after="20" w:line="269" w:lineRule="auto"/>
+        <w:spacing w:before="0" w:after="10" w:line="259" w:lineRule="auto"/>
         <w:ind w:left="312" w:hanging="142"/>
       </w:pPr>
       <w:r>
@@ -619,6 +624,7 @@
     </w:p>
     <w:p>
       <w:pPr>
+        <w:keepNext/>
         <w:spacing w:before="40" w:after="40" w:line="264" w:lineRule="auto"/>
       </w:pPr>
       <w:r>
@@ -644,7 +650,7 @@
     </w:p>
     <w:p>
       <w:pPr>
-        <w:spacing w:before="0" w:after="20" w:line="269" w:lineRule="auto"/>
+        <w:spacing w:before="0" w:after="10" w:line="259" w:lineRule="auto"/>
       </w:pPr>
       <w:r>
         <w:rPr>
@@ -660,7 +666,7 @@
     <w:p>
       <w:pPr>
         <w:pStyle w:val="ListBullet"/>
-        <w:spacing w:before="0" w:after="20" w:line="269" w:lineRule="auto"/>
+        <w:spacing w:before="0" w:after="10" w:line="259" w:lineRule="auto"/>
         <w:ind w:left="312" w:hanging="142"/>
       </w:pPr>
       <w:r>
@@ -677,7 +683,7 @@
     <w:p>
       <w:pPr>
         <w:pStyle w:val="ListBullet"/>
-        <w:spacing w:before="0" w:after="20" w:line="269" w:lineRule="auto"/>
+        <w:spacing w:before="0" w:after="10" w:line="259" w:lineRule="auto"/>
         <w:ind w:left="312" w:hanging="142"/>
       </w:pPr>
       <w:r>
@@ -693,6 +699,7 @@
     </w:p>
     <w:p>
       <w:pPr>
+        <w:keepNext/>
         <w:spacing w:before="40" w:after="40" w:line="264" w:lineRule="auto"/>
       </w:pPr>
       <w:r>
@@ -718,7 +725,7 @@
     </w:p>
     <w:p>
       <w:pPr>
-        <w:spacing w:before="0" w:after="20" w:line="269" w:lineRule="auto"/>
+        <w:spacing w:before="0" w:after="10" w:line="259" w:lineRule="auto"/>
       </w:pPr>
       <w:r>
         <w:rPr>
@@ -734,7 +741,7 @@
     <w:p>
       <w:pPr>
         <w:pStyle w:val="ListBullet"/>
-        <w:spacing w:before="0" w:after="20" w:line="269" w:lineRule="auto"/>
+        <w:spacing w:before="0" w:after="10" w:line="259" w:lineRule="auto"/>
         <w:ind w:left="312" w:hanging="142"/>
       </w:pPr>
       <w:r>
@@ -751,7 +758,7 @@
     <w:p>
       <w:pPr>
         <w:pStyle w:val="ListBullet"/>
-        <w:spacing w:before="0" w:after="20" w:line="269" w:lineRule="auto"/>
+        <w:spacing w:before="0" w:after="10" w:line="259" w:lineRule="auto"/>
         <w:ind w:left="312" w:hanging="142"/>
       </w:pPr>
       <w:r>
@@ -767,6 +774,7 @@
     </w:p>
     <w:p>
       <w:pPr>
+        <w:keepNext/>
         <w:spacing w:before="40" w:after="40" w:line="264" w:lineRule="auto"/>
       </w:pPr>
       <w:r>
@@ -792,7 +800,7 @@
     </w:p>
     <w:p>
       <w:pPr>
-        <w:spacing w:before="0" w:after="20" w:line="269" w:lineRule="auto"/>
+        <w:spacing w:before="0" w:after="10" w:line="259" w:lineRule="auto"/>
       </w:pPr>
       <w:r>
         <w:rPr>
@@ -808,7 +816,7 @@
     <w:p>
       <w:pPr>
         <w:pStyle w:val="ListBullet"/>
-        <w:spacing w:before="0" w:after="20" w:line="269" w:lineRule="auto"/>
+        <w:spacing w:before="0" w:after="10" w:line="259" w:lineRule="auto"/>
         <w:ind w:left="312" w:hanging="142"/>
       </w:pPr>
       <w:r>
@@ -825,7 +833,7 @@
     <w:p>
       <w:pPr>
         <w:pStyle w:val="ListBullet"/>
-        <w:spacing w:before="0" w:after="20" w:line="269" w:lineRule="auto"/>
+        <w:spacing w:before="0" w:after="10" w:line="259" w:lineRule="auto"/>
         <w:ind w:left="312" w:hanging="142"/>
       </w:pPr>
       <w:r>
@@ -860,7 +868,7 @@
     <w:p>
       <w:pPr>
         <w:pStyle w:val="ListBullet"/>
-        <w:spacing w:before="0" w:after="20" w:line="269" w:lineRule="auto"/>
+        <w:spacing w:before="0" w:after="10" w:line="259" w:lineRule="auto"/>
         <w:ind w:left="312" w:hanging="142"/>
       </w:pPr>
       <w:r>
@@ -877,7 +885,7 @@
     <w:p>
       <w:pPr>
         <w:pStyle w:val="ListBullet"/>
-        <w:spacing w:before="0" w:after="20" w:line="269" w:lineRule="auto"/>
+        <w:spacing w:before="0" w:after="10" w:line="259" w:lineRule="auto"/>
         <w:ind w:left="312" w:hanging="142"/>
       </w:pPr>
       <w:r>
@@ -894,7 +902,7 @@
     <w:p>
       <w:pPr>
         <w:pStyle w:val="ListBullet"/>
-        <w:spacing w:before="0" w:after="20" w:line="269" w:lineRule="auto"/>
+        <w:spacing w:before="0" w:after="10" w:line="259" w:lineRule="auto"/>
         <w:ind w:left="312" w:hanging="142"/>
       </w:pPr>
       <w:r>
@@ -911,7 +919,7 @@
     <w:p>
       <w:pPr>
         <w:pStyle w:val="ListBullet"/>
-        <w:spacing w:before="0" w:after="20" w:line="269" w:lineRule="auto"/>
+        <w:spacing w:before="0" w:after="10" w:line="259" w:lineRule="auto"/>
         <w:ind w:left="312" w:hanging="142"/>
       </w:pPr>
       <w:r>
@@ -928,7 +936,7 @@
     <w:p>
       <w:pPr>
         <w:pStyle w:val="ListBullet"/>
-        <w:spacing w:before="0" w:after="20" w:line="269" w:lineRule="auto"/>
+        <w:spacing w:before="0" w:after="10" w:line="259" w:lineRule="auto"/>
         <w:ind w:left="312" w:hanging="142"/>
       </w:pPr>
       <w:r>
@@ -945,7 +953,7 @@
     <w:p>
       <w:pPr>
         <w:pStyle w:val="ListBullet"/>
-        <w:spacing w:before="0" w:after="20" w:line="269" w:lineRule="auto"/>
+        <w:spacing w:before="0" w:after="10" w:line="259" w:lineRule="auto"/>
         <w:ind w:left="312" w:hanging="142"/>
       </w:pPr>
       <w:r>
@@ -979,7 +987,7 @@
     </w:p>
     <w:p>
       <w:pPr>
-        <w:spacing w:before="0" w:after="40" w:line="269" w:lineRule="auto"/>
+        <w:spacing w:before="0" w:after="20" w:line="259" w:lineRule="auto"/>
       </w:pPr>
       <w:r>
         <w:rPr>
@@ -1013,7 +1021,7 @@
     <w:p>
       <w:pPr>
         <w:pStyle w:val="ListBullet"/>
-        <w:spacing w:before="0" w:after="20" w:line="269" w:lineRule="auto"/>
+        <w:spacing w:before="0" w:after="10" w:line="259" w:lineRule="auto"/>
         <w:ind w:left="312" w:hanging="142"/>
       </w:pPr>
       <w:r>
@@ -1030,7 +1038,7 @@
     <w:p>
       <w:pPr>
         <w:pStyle w:val="ListBullet"/>
-        <w:spacing w:before="0" w:after="20" w:line="269" w:lineRule="auto"/>
+        <w:spacing w:before="0" w:after="10" w:line="259" w:lineRule="auto"/>
         <w:ind w:left="312" w:hanging="142"/>
       </w:pPr>
       <w:r>
@@ -1047,7 +1055,7 @@
     <w:p>
       <w:pPr>
         <w:pStyle w:val="ListBullet"/>
-        <w:spacing w:before="0" w:after="20" w:line="269" w:lineRule="auto"/>
+        <w:spacing w:before="0" w:after="10" w:line="259" w:lineRule="auto"/>
         <w:ind w:left="312" w:hanging="142"/>
       </w:pPr>
       <w:r>
@@ -1081,7 +1089,7 @@
     </w:p>
     <w:p>
       <w:pPr>
-        <w:spacing w:before="0" w:after="40" w:line="269" w:lineRule="auto"/>
+        <w:spacing w:before="0" w:after="20" w:line="259" w:lineRule="auto"/>
       </w:pPr>
       <w:r>
         <w:rPr>
@@ -1114,7 +1122,7 @@
     </w:p>
     <w:p>
       <w:pPr>
-        <w:spacing w:before="0" w:after="20" w:line="269" w:lineRule="auto"/>
+        <w:spacing w:before="0" w:after="10" w:line="259" w:lineRule="auto"/>
       </w:pPr>
       <w:r>
         <w:rPr>
@@ -1129,7 +1137,7 @@
     </w:p>
     <w:p>
       <w:pPr>
-        <w:spacing w:before="0" w:after="40" w:line="269" w:lineRule="auto"/>
+        <w:spacing w:before="0" w:after="20" w:line="259" w:lineRule="auto"/>
       </w:pPr>
       <w:r>
         <w:rPr>
@@ -1162,7 +1170,7 @@
     </w:p>
     <w:p>
       <w:pPr>
-        <w:spacing w:before="0" w:after="40" w:line="269" w:lineRule="auto"/>
+        <w:spacing w:before="0" w:after="20" w:line="259" w:lineRule="auto"/>
       </w:pPr>
       <w:r>
         <w:rPr>
